--- a/test/UI_Testing.docx
+++ b/test/UI_Testing.docx
@@ -169,7 +169,21 @@
               <w:rPr>
                 <w:lang w:val="lv-LV"/>
               </w:rPr>
-              <w:t>Lietotnes palaišana Release režīmā</w:t>
+              <w:t xml:space="preserve">Lietotnes palaišana </w:t>
+            </w:r>
+            <w:proofErr w:type="spellStart"/>
+            <w:r>
+              <w:rPr>
+                <w:lang w:val="lv-LV"/>
+              </w:rPr>
+              <w:t>Release</w:t>
+            </w:r>
+            <w:proofErr w:type="spellEnd"/>
+            <w:r>
+              <w:rPr>
+                <w:lang w:val="lv-LV"/>
+              </w:rPr>
+              <w:t xml:space="preserve"> režīmā</w:t>
             </w:r>
           </w:p>
         </w:tc>
@@ -207,12 +221,14 @@
               </w:rPr>
               <w:t xml:space="preserve">Lietotne veiksmīgi startējas. Parādās animēti simboli. Nav </w:t>
             </w:r>
+            <w:proofErr w:type="spellStart"/>
             <w:r>
               <w:rPr>
                 <w:lang w:val="lv-LV"/>
               </w:rPr>
               <w:t>krašu</w:t>
             </w:r>
+            <w:proofErr w:type="spellEnd"/>
             <w:r>
               <w:rPr>
                 <w:lang w:val="lv-LV"/>
@@ -960,8 +976,16 @@
               <w:rPr>
                 <w:lang w:val="lv-LV"/>
               </w:rPr>
-              <w:t>Programma nekrašo</w:t>
+              <w:t xml:space="preserve">Programma </w:t>
             </w:r>
+            <w:proofErr w:type="spellStart"/>
+            <w:r>
+              <w:rPr>
+                <w:lang w:val="lv-LV"/>
+              </w:rPr>
+              <w:t>nekrašo</w:t>
+            </w:r>
+            <w:proofErr w:type="spellEnd"/>
             <w:r>
               <w:rPr>
                 <w:lang w:val="lv-LV"/>
@@ -1254,7 +1278,21 @@
               <w:rPr>
                 <w:lang w:val="lv-LV"/>
               </w:rPr>
-              <w:t>1. Aizvert konsoles logu, izmantojot standarta loga aizvēršanas darbību.</w:t>
+              <w:t xml:space="preserve">1. </w:t>
+            </w:r>
+            <w:proofErr w:type="spellStart"/>
+            <w:r>
+              <w:rPr>
+                <w:lang w:val="lv-LV"/>
+              </w:rPr>
+              <w:t>Aizvert</w:t>
+            </w:r>
+            <w:proofErr w:type="spellEnd"/>
+            <w:r>
+              <w:rPr>
+                <w:lang w:val="lv-LV"/>
+              </w:rPr>
+              <w:t xml:space="preserve"> konsoles logu, izmantojot standarta loga aizvēršanas darbību.</w:t>
             </w:r>
           </w:p>
         </w:tc>
@@ -1308,8 +1346,16 @@
               <w:rPr>
                 <w:lang w:val="lv-LV"/>
               </w:rPr>
-              <w:t>, Ctrl+c</w:t>
+              <w:t xml:space="preserve">, </w:t>
             </w:r>
+            <w:proofErr w:type="spellStart"/>
+            <w:r>
+              <w:rPr>
+                <w:lang w:val="lv-LV"/>
+              </w:rPr>
+              <w:t>Ctrl+c</w:t>
+            </w:r>
+            <w:proofErr w:type="spellEnd"/>
             <w:r>
               <w:rPr>
                 <w:lang w:val="lv-LV"/>
